--- a/Assignment_2.docx
+++ b/Assignment_2.docx
@@ -1,6 +1,6 @@
 
 <file path=word/document.xml><?xml version="1.0" encoding="utf-8"?>
-<w:document xmlns:wpc="http://schemas.microsoft.com/office/word/2010/wordprocessingCanvas" xmlns:cx="http://schemas.microsoft.com/office/drawing/2014/chartex" xmlns:cx1="http://schemas.microsoft.com/office/drawing/2015/9/8/chartex" xmlns:cx2="http://schemas.microsoft.com/office/drawing/2015/10/21/chartex" xmlns:cx3="http://schemas.microsoft.com/office/drawing/2016/5/9/chartex" xmlns:cx4="http://schemas.microsoft.com/office/drawing/2016/5/10/chartex" xmlns:cx5="http://schemas.microsoft.com/office/drawing/2016/5/11/chartex" xmlns:cx6="http://schemas.microsoft.com/office/drawing/2016/5/12/chartex" xmlns:cx7="http://schemas.microsoft.com/office/drawing/2016/5/13/chartex" xmlns:cx8="http://schemas.microsoft.com/office/drawing/2016/5/14/chartex" xmlns:mc="http://schemas.openxmlformats.org/markup-compatibility/2006" xmlns:aink="http://schemas.microsoft.com/office/drawing/2016/ink" xmlns:am3d="http://schemas.microsoft.com/office/drawing/2017/model3d" xmlns:o="urn:schemas-microsoft-com:office:office" xmlns:r="http://schemas.openxmlformats.org/officeDocument/2006/relationships" xmlns:m="http://schemas.openxmlformats.org/officeDocument/2006/math" xmlns:v="urn:schemas-microsoft-com:vml" xmlns:wp14="http://schemas.microsoft.com/office/word/2010/wordprocessingDrawing" xmlns:wp="http://schemas.openxmlformats.org/drawingml/2006/wordprocessingDrawing" xmlns:w10="urn:schemas-microsoft-com:office:word" xmlns:w="http://schemas.openxmlformats.org/wordprocessingml/2006/main" xmlns:w14="http://schemas.microsoft.com/office/word/2010/wordml" xmlns:w15="http://schemas.microsoft.com/office/word/2012/wordml" xmlns:w16cex="http://schemas.microsoft.com/office/word/2018/wordml/cex" xmlns:w16cid="http://schemas.microsoft.com/office/word/2016/wordml/cid" xmlns:w16="http://schemas.microsoft.com/office/word/2018/wordml" xmlns:w16sdtdh="http://schemas.microsoft.com/office/word/2020/wordml/sdtdatahash" xmlns:w16se="http://schemas.microsoft.com/office/word/2015/wordml/symex" xmlns:wpg="http://schemas.microsoft.com/office/word/2010/wordprocessingGroup" xmlns:wpi="http://schemas.microsoft.com/office/word/2010/wordprocessingInk" xmlns:wne="http://schemas.microsoft.com/office/word/2006/wordml" xmlns:wps="http://schemas.microsoft.com/office/word/2010/wordprocessingShape" mc:Ignorable="w14 w15 w16se w16cid w16 w16cex w16sdtdh wp14">
+<w:document xmlns:wpc="http://schemas.microsoft.com/office/word/2010/wordprocessingCanvas" xmlns:cx="http://schemas.microsoft.com/office/drawing/2014/chartex" xmlns:cx1="http://schemas.microsoft.com/office/drawing/2015/9/8/chartex" xmlns:cx2="http://schemas.microsoft.com/office/drawing/2015/10/21/chartex" xmlns:cx3="http://schemas.microsoft.com/office/drawing/2016/5/9/chartex" xmlns:cx4="http://schemas.microsoft.com/office/drawing/2016/5/10/chartex" xmlns:cx5="http://schemas.microsoft.com/office/drawing/2016/5/11/chartex" xmlns:cx6="http://schemas.microsoft.com/office/drawing/2016/5/12/chartex" xmlns:cx7="http://schemas.microsoft.com/office/drawing/2016/5/13/chartex" xmlns:cx8="http://schemas.microsoft.com/office/drawing/2016/5/14/chartex" xmlns:mc="http://schemas.openxmlformats.org/markup-compatibility/2006" xmlns:aink="http://schemas.microsoft.com/office/drawing/2016/ink" xmlns:am3d="http://schemas.microsoft.com/office/drawing/2017/model3d" xmlns:o="urn:schemas-microsoft-com:office:office" xmlns:oel="http://schemas.microsoft.com/office/2019/extlst" xmlns:r="http://schemas.openxmlformats.org/officeDocument/2006/relationships" xmlns:m="http://schemas.openxmlformats.org/officeDocument/2006/math" xmlns:v="urn:schemas-microsoft-com:vml" xmlns:wp14="http://schemas.microsoft.com/office/word/2010/wordprocessingDrawing" xmlns:wp="http://schemas.openxmlformats.org/drawingml/2006/wordprocessingDrawing" xmlns:w10="urn:schemas-microsoft-com:office:word" xmlns:w="http://schemas.openxmlformats.org/wordprocessingml/2006/main" xmlns:w14="http://schemas.microsoft.com/office/word/2010/wordml" xmlns:w15="http://schemas.microsoft.com/office/word/2012/wordml" xmlns:w16cex="http://schemas.microsoft.com/office/word/2018/wordml/cex" xmlns:w16cid="http://schemas.microsoft.com/office/word/2016/wordml/cid" xmlns:w16="http://schemas.microsoft.com/office/word/2018/wordml" xmlns:w16sdtdh="http://schemas.microsoft.com/office/word/2020/wordml/sdtdatahash" xmlns:w16se="http://schemas.microsoft.com/office/word/2015/wordml/symex" xmlns:wpg="http://schemas.microsoft.com/office/word/2010/wordprocessingGroup" xmlns:wpi="http://schemas.microsoft.com/office/word/2010/wordprocessingInk" xmlns:wne="http://schemas.microsoft.com/office/word/2006/wordml" xmlns:wps="http://schemas.microsoft.com/office/word/2010/wordprocessingShape" mc:Ignorable="w14 w15 w16se w16cid w16 w16cex w16sdtdh wp14">
   <w:body>
     <w:p>
       <w:pPr>
@@ -3678,12 +3678,14 @@
         <w:pStyle w:val="31"/>
         <w:jc w:val="both"/>
         <w:rPr>
-          <w:rFonts w:ascii="Times New Roman" w:hAnsi="Times New Roman" w:cs="Times New Roman"/>
+          <w:rFonts w:ascii="Times New Roman" w:eastAsia="新細明體" w:hAnsi="Times New Roman" w:cs="Times New Roman" w:hint="eastAsia"/>
           <w:color w:val="1F1F1F"/>
           <w:sz w:val="24"/>
           <w:szCs w:val="24"/>
-        </w:rPr>
-      </w:pPr>
+          <w:lang w:eastAsia="zh-TW"/>
+        </w:rPr>
+      </w:pPr>
+      <w:bookmarkStart w:id="0" w:name="_Hlk232606162"/>
       <w:r>
         <w:rPr>
           <w:rFonts w:ascii="Times New Roman" w:hAnsi="Times New Roman" w:cs="Times New Roman"/>
@@ -3695,6 +3697,7 @@
         <w:t>4.4 Financial Closed-Loop DSS Integration</w:t>
       </w:r>
     </w:p>
+    <w:bookmarkEnd w:id="0"/>
     <w:p>
       <w:pPr>
         <w:pStyle w:val="Web"/>
@@ -3708,21 +3711,7 @@
         <w:rPr>
           <w:rFonts w:ascii="Times New Roman" w:hAnsi="Times New Roman" w:cs="Times New Roman"/>
         </w:rPr>
-        <w:t xml:space="preserve">The ultimate breakthrough achieved by combining both prototypes </w:t>
-      </w:r>
-      <w:proofErr w:type="gramStart"/>
-      <w:r>
-        <w:rPr>
-          <w:rFonts w:ascii="Times New Roman" w:hAnsi="Times New Roman" w:cs="Times New Roman"/>
-        </w:rPr>
-        <w:t>lies</w:t>
-      </w:r>
-      <w:proofErr w:type="gramEnd"/>
-      <w:r>
-        <w:rPr>
-          <w:rFonts w:ascii="Times New Roman" w:hAnsi="Times New Roman" w:cs="Times New Roman"/>
-        </w:rPr>
-        <w:t xml:space="preserve"> in the operational closed-loop. Our AI framework aggregated tree-level risk scores to pinpoint the </w:t>
+        <w:t xml:space="preserve">The ultimate breakthrough achieved by combining both prototypes lies in the operational closed-loop. Our AI framework aggregated tree-level risk scores to pinpoint the </w:t>
       </w:r>
       <w:r>
         <w:rPr>
@@ -3939,29 +3928,25 @@
       <w:tblPr>
         <w:tblStyle w:val="aff2"/>
         <w:tblW w:w="0" w:type="auto"/>
-        <w:jc w:val="center"/>
         <w:tblLook w:val="04A0" w:firstRow="1" w:lastRow="0" w:firstColumn="1" w:lastColumn="0" w:noHBand="0" w:noVBand="1"/>
       </w:tblPr>
       <w:tblGrid>
-        <w:gridCol w:w="7934"/>
+        <w:gridCol w:w="8696"/>
       </w:tblGrid>
       <w:tr>
-        <w:trPr>
-          <w:trHeight w:val="3480"/>
-          <w:jc w:val="center"/>
-        </w:trPr>
         <w:tc>
           <w:tcPr>
-            <w:tcW w:w="7934" w:type="dxa"/>
+            <w:tcW w:w="8696" w:type="dxa"/>
           </w:tcPr>
           <w:p>
             <w:pPr>
-              <w:pStyle w:val="Web"/>
-              <w:spacing w:after="0" w:afterAutospacing="0"/>
-              <w:jc w:val="center"/>
+              <w:spacing w:before="100" w:beforeAutospacing="1" w:after="100" w:afterAutospacing="1"/>
+              <w:jc w:val="both"/>
               <w:rPr>
-                <w:rFonts w:ascii="Times New Roman" w:hAnsi="Times New Roman" w:cs="Times New Roman"/>
-                <w:color w:val="1F1F1F"/>
+                <w:rFonts w:ascii="Times New Roman" w:eastAsia="新細明體" w:hAnsi="Times New Roman" w:cs="Times New Roman"/>
+                <w:sz w:val="24"/>
+                <w:szCs w:val="24"/>
+                <w:lang w:eastAsia="zh-TW"/>
               </w:rPr>
             </w:pPr>
             <w:r>
@@ -3971,7 +3956,7 @@
                 <w:color w:val="1F1F1F"/>
               </w:rPr>
               <w:drawing>
-                <wp:inline distT="0" distB="0" distL="0" distR="0" wp14:anchorId="713A641B" wp14:editId="41520058">
+                <wp:inline distT="0" distB="0" distL="0" distR="0" wp14:anchorId="2FD2F5F9" wp14:editId="4B331E8F">
                   <wp:extent cx="4804758" cy="2370125"/>
                   <wp:effectExtent l="0" t="0" r="0" b="0"/>
                   <wp:docPr id="8" name="圖片 8"/>
@@ -4025,37 +4010,72 @@
     </w:tbl>
     <w:p>
       <w:pPr>
-        <w:pStyle w:val="21"/>
+        <w:pStyle w:val="Web"/>
+        <w:spacing w:after="0" w:afterAutospacing="0"/>
         <w:jc w:val="both"/>
         <w:rPr>
           <w:rFonts w:ascii="Times New Roman" w:hAnsi="Times New Roman" w:cs="Times New Roman"/>
-          <w:color w:val="1F1F1F"/>
-        </w:rPr>
-      </w:pPr>
-      <w:r>
-        <w:rPr>
-          <w:rFonts w:ascii="Times New Roman" w:hAnsi="Times New Roman" w:cs="Times New Roman"/>
-          <w:color w:val="1F1F1F"/>
-        </w:rPr>
-        <w:t>5. Future Improvements and Refinements</w:t>
-      </w:r>
+        </w:rPr>
+      </w:pPr>
     </w:p>
     <w:p>
       <w:pPr>
-        <w:pStyle w:val="Web"/>
-        <w:spacing w:after="0" w:afterAutospacing="0"/>
-        <w:ind w:firstLine="360"/>
+        <w:pStyle w:val="31"/>
         <w:jc w:val="both"/>
         <w:rPr>
-          <w:rFonts w:ascii="Times New Roman" w:hAnsi="Times New Roman" w:cs="Times New Roman"/>
+          <w:rFonts w:ascii="Times New Roman" w:eastAsia="新細明體" w:hAnsi="Times New Roman" w:cs="Times New Roman"/>
           <w:color w:val="1F1F1F"/>
-        </w:rPr>
-      </w:pPr>
-      <w:r>
-        <w:rPr>
-          <w:rFonts w:ascii="Times New Roman" w:hAnsi="Times New Roman" w:cs="Times New Roman"/>
-        </w:rPr>
-        <w:t>Based on our parallel prototype trials, we recommend the following evolutionary refinements for the deployment phase of the Tree Canopy DSS:</w:t>
+          <w:sz w:val="24"/>
+          <w:szCs w:val="24"/>
+          <w:lang w:eastAsia="zh-TW"/>
+        </w:rPr>
+      </w:pPr>
+      <w:r>
+        <w:rPr>
+          <w:rFonts w:ascii="Times New Roman" w:hAnsi="Times New Roman" w:cs="Times New Roman"/>
+          <w:color w:val="1F1F1F"/>
+          <w:sz w:val="24"/>
+          <w:szCs w:val="24"/>
+        </w:rPr>
+        <w:t>4.</w:t>
+      </w:r>
+      <w:r>
+        <w:rPr>
+          <w:rFonts w:ascii="Times New Roman" w:eastAsia="新細明體" w:hAnsi="Times New Roman" w:cs="Times New Roman" w:hint="eastAsia"/>
+          <w:color w:val="1F1F1F"/>
+          <w:sz w:val="24"/>
+          <w:szCs w:val="24"/>
+          <w:lang w:eastAsia="zh-TW"/>
+        </w:rPr>
+        <w:t>5</w:t>
+      </w:r>
+      <w:r>
+        <w:rPr>
+          <w:rFonts w:ascii="Times New Roman" w:hAnsi="Times New Roman" w:cs="Times New Roman"/>
+          <w:color w:val="1F1F1F"/>
+          <w:sz w:val="24"/>
+          <w:szCs w:val="24"/>
+        </w:rPr>
+        <w:t xml:space="preserve"> </w:t>
+      </w:r>
+      <w:r>
+        <w:rPr>
+          <w:rFonts w:ascii="Times New Roman" w:hAnsi="Times New Roman" w:cs="Times New Roman"/>
+          <w:color w:val="1F1F1F"/>
+          <w:sz w:val="24"/>
+          <w:szCs w:val="24"/>
+        </w:rPr>
+        <w:t>Justification for the $45k Investment</w:t>
+      </w:r>
+      <w:r>
+        <w:rPr>
+          <w:rFonts w:ascii="Times New Roman" w:eastAsia="新細明體" w:hAnsi="Times New Roman" w:cs="Times New Roman" w:hint="eastAsia"/>
+          <w:color w:val="1F1F1F"/>
+          <w:sz w:val="24"/>
+          <w:szCs w:val="24"/>
+          <w:lang w:eastAsia="zh-TW"/>
+        </w:rPr>
+        <w:t>:</w:t>
       </w:r>
     </w:p>
     <w:p>
@@ -4069,7 +4089,6 @@
         <w:jc w:val="both"/>
         <w:rPr>
           <w:rFonts w:ascii="Times New Roman" w:hAnsi="Times New Roman" w:cs="Times New Roman"/>
-          <w:color w:val="1F1F1F"/>
         </w:rPr>
       </w:pPr>
       <w:r>
@@ -4078,34 +4097,13 @@
           <w:b/>
           <w:bCs/>
         </w:rPr>
-        <w:t>RAG Integration for Tooling Precision</w:t>
-      </w:r>
-      <w:r>
-        <w:rPr>
-          <w:rFonts w:ascii="Times New Roman" w:hAnsi="Times New Roman" w:cs="Times New Roman"/>
-        </w:rPr>
-        <w:t xml:space="preserve">: Implement an explicit Retrieval-Augmented Generation (RAG) database containing local Ontario municipal forestry codes and the exact API documentation of modern geospatial packages. This will completely eliminate hallucinated spatial syntax during the </w:t>
-      </w:r>
-      <w:r>
-        <w:rPr>
-          <w:rFonts w:ascii="Times New Roman" w:hAnsi="Times New Roman" w:cs="Times New Roman"/>
-          <w:i/>
-          <w:iCs/>
-        </w:rPr>
-        <w:t>With Generative AI Tools</w:t>
-      </w:r>
-      <w:r>
-        <w:rPr>
-          <w:rFonts w:ascii="Times New Roman" w:hAnsi="Times New Roman" w:cs="Times New Roman"/>
-        </w:rPr>
-        <w:t xml:space="preserve"> development cycle</w:t>
-      </w:r>
-      <w:r>
-        <w:rPr>
-          <w:rFonts w:ascii="Times New Roman" w:hAnsi="Times New Roman" w:cs="Times New Roman"/>
-          <w:color w:val="1F1F1F"/>
-        </w:rPr>
-        <w:t>.</w:t>
+        <w:t>Tabular &amp; Spatial Data Engineering ($25,000 CAD)</w:t>
+      </w:r>
+      <w:r>
+        <w:rPr>
+          <w:rFonts w:ascii="Times New Roman" w:hAnsi="Times New Roman" w:cs="Times New Roman"/>
+        </w:rPr>
+        <w:t>: Standard open data portals do not provide cleaned or linked data. The bulk of this budget funds the automated engineering pipelines needed to continuously merge multi-city LiDAR tree records, ESPA layers, and census tract shapefiles into a single unified matrix without manual coding friction.</w:t>
       </w:r>
     </w:p>
     <w:p>
@@ -4119,6 +4117,305 @@
         <w:jc w:val="both"/>
         <w:rPr>
           <w:rFonts w:ascii="Times New Roman" w:hAnsi="Times New Roman" w:cs="Times New Roman"/>
+        </w:rPr>
+      </w:pPr>
+      <w:r>
+        <w:rPr>
+          <w:rFonts w:ascii="Times New Roman" w:hAnsi="Times New Roman" w:cs="Times New Roman"/>
+          <w:b/>
+          <w:bCs/>
+        </w:rPr>
+        <w:t>Municipal Staff Training &amp; Adoption ($10,000 CAD):</w:t>
+      </w:r>
+      <w:r>
+        <w:rPr>
+          <w:rFonts w:ascii="Times New Roman" w:hAnsi="Times New Roman" w:cs="Times New Roman"/>
+        </w:rPr>
+        <w:t xml:space="preserve"> An AI solution cannot drive real financial value without active human users. This fund covers technical training workshops for frontline forestry operations staff, arborists, and budget managers to remove operational resistance and guarantee the system is actually used to schedule tree pruning.</w:t>
+      </w:r>
+    </w:p>
+    <w:p>
+      <w:pPr>
+        <w:pStyle w:val="Web"/>
+        <w:numPr>
+          <w:ilvl w:val="0"/>
+          <w:numId w:val="37"/>
+        </w:numPr>
+        <w:spacing w:after="0" w:afterAutospacing="0"/>
+        <w:jc w:val="both"/>
+        <w:rPr>
+          <w:rFonts w:ascii="Times New Roman" w:hAnsi="Times New Roman" w:cs="Times New Roman"/>
+        </w:rPr>
+      </w:pPr>
+      <w:r>
+        <w:rPr>
+          <w:rFonts w:ascii="Times New Roman" w:hAnsi="Times New Roman" w:cs="Times New Roman"/>
+          <w:b/>
+          <w:bCs/>
+        </w:rPr>
+        <w:t>Enterprise-Ready Infrastructure ($10,000 CAD):</w:t>
+      </w:r>
+      <w:r>
+        <w:rPr>
+          <w:rFonts w:ascii="Times New Roman" w:hAnsi="Times New Roman" w:cs="Times New Roman"/>
+        </w:rPr>
+        <w:t xml:space="preserve"> Government deployments require robust security, automated redundant backups, and high-availability secure cloud APIs. This ensures the </w:t>
+      </w:r>
+      <w:proofErr w:type="spellStart"/>
+      <w:r>
+        <w:rPr>
+          <w:rFonts w:ascii="Times New Roman" w:hAnsi="Times New Roman" w:cs="Times New Roman"/>
+        </w:rPr>
+        <w:t>PyTorch</w:t>
+      </w:r>
+      <w:proofErr w:type="spellEnd"/>
+      <w:r>
+        <w:rPr>
+          <w:rFonts w:ascii="Times New Roman" w:hAnsi="Times New Roman" w:cs="Times New Roman"/>
+        </w:rPr>
+        <w:t xml:space="preserve"> neural network can safely handle real-time environmental data ingestion during intense seasonal windstorm crises.</w:t>
+      </w:r>
+    </w:p>
+    <w:p>
+      <w:pPr>
+        <w:rPr>
+          <w:rFonts w:eastAsia="新細明體"/>
+          <w:b/>
+          <w:bCs/>
+          <w:lang w:eastAsia="zh-TW"/>
+        </w:rPr>
+      </w:pPr>
+      <w:r>
+        <w:rPr>
+          <w:rFonts w:eastAsia="新細明體"/>
+          <w:b/>
+          <w:bCs/>
+          <w:lang w:eastAsia="zh-TW"/>
+        </w:rPr>
+        <w:lastRenderedPageBreak/>
+        <w:t>Strategic Payback Period:</w:t>
+      </w:r>
+    </w:p>
+    <w:p>
+      <w:pPr>
+        <w:rPr>
+          <w:rFonts w:eastAsia="新細明體"/>
+          <w:b/>
+          <w:bCs/>
+          <w:lang w:eastAsia="zh-TW"/>
+        </w:rPr>
+      </w:pPr>
+    </w:p>
+    <w:p>
+      <w:pPr>
+        <w:rPr>
+          <w:rFonts w:ascii="Times New Roman" w:eastAsia="新細明體" w:hAnsi="Times New Roman" w:cs="Times New Roman"/>
+          <w:iCs/>
+          <w:sz w:val="24"/>
+          <w:szCs w:val="24"/>
+          <w:vertAlign w:val="subscript"/>
+          <w:lang w:eastAsia="zh-TW"/>
+        </w:rPr>
+      </w:pPr>
+      <m:oMathPara>
+        <m:oMath>
+          <m:r>
+            <m:rPr>
+              <m:sty m:val="p"/>
+            </m:rPr>
+            <w:rPr>
+              <w:rStyle w:val="affc"/>
+              <w:rFonts w:ascii="Cambria Math" w:eastAsia="新細明體" w:hAnsi="Cambria Math" w:cs="Times New Roman"/>
+              <w:color w:val="auto"/>
+              <w:sz w:val="24"/>
+              <w:szCs w:val="24"/>
+              <w:lang w:eastAsia="zh-TW"/>
+            </w:rPr>
+            <m:t>Payback Period=</m:t>
+          </m:r>
+          <m:f>
+            <m:fPr>
+              <m:ctrlPr>
+                <w:rPr>
+                  <w:rStyle w:val="affc"/>
+                  <w:rFonts w:ascii="Cambria Math" w:eastAsia="新細明體" w:hAnsi="Cambria Math" w:cs="Times New Roman"/>
+                  <w:iCs/>
+                  <w:color w:val="auto"/>
+                  <w:sz w:val="24"/>
+                  <w:szCs w:val="24"/>
+                  <w:lang w:eastAsia="zh-TW"/>
+                </w:rPr>
+              </m:ctrlPr>
+            </m:fPr>
+            <m:num>
+              <m:r>
+                <m:rPr>
+                  <m:sty m:val="p"/>
+                </m:rPr>
+                <w:rPr>
+                  <w:rStyle w:val="affc"/>
+                  <w:rFonts w:ascii="Cambria Math" w:eastAsia="新細明體" w:hAnsi="Cambria Math" w:cs="Times New Roman"/>
+                  <w:color w:val="auto"/>
+                  <w:sz w:val="24"/>
+                  <w:szCs w:val="24"/>
+                  <w:lang w:eastAsia="zh-TW"/>
+                </w:rPr>
+                <m:t>Upfront Investment(45,000)</m:t>
+              </m:r>
+            </m:num>
+            <m:den>
+              <m:r>
+                <m:rPr>
+                  <m:sty m:val="p"/>
+                </m:rPr>
+                <w:rPr>
+                  <w:rStyle w:val="affc"/>
+                  <w:rFonts w:ascii="Cambria Math" w:eastAsia="新細明體" w:hAnsi="Cambria Math" w:cs="Times New Roman"/>
+                  <w:color w:val="auto"/>
+                  <w:sz w:val="24"/>
+                  <w:szCs w:val="24"/>
+                  <w:lang w:eastAsia="zh-TW"/>
+                </w:rPr>
+                <m:t>Annual Savings(115,000)</m:t>
+              </m:r>
+            </m:den>
+          </m:f>
+          <m:r>
+            <m:rPr>
+              <m:sty m:val="p"/>
+            </m:rPr>
+            <w:rPr>
+              <w:rStyle w:val="affc"/>
+              <w:rFonts w:ascii="Cambria Math" w:hAnsi="Cambria Math" w:cs="Times New Roman"/>
+              <w:color w:val="auto"/>
+              <w:sz w:val="24"/>
+              <w:szCs w:val="24"/>
+            </w:rPr>
+            <m:t xml:space="preserve"> </m:t>
+          </m:r>
+          <m:r>
+            <m:rPr>
+              <m:sty m:val="p"/>
+            </m:rPr>
+            <w:rPr>
+              <w:rStyle w:val="affc"/>
+              <w:rFonts w:ascii="Cambria Math" w:eastAsia="新細明體" w:hAnsi="Cambria Math" w:cs="Times New Roman"/>
+              <w:color w:val="auto"/>
+              <w:sz w:val="24"/>
+              <w:szCs w:val="24"/>
+              <w:lang w:eastAsia="zh-TW"/>
+            </w:rPr>
+            <m:t>≈4.7 Months</m:t>
+          </m:r>
+        </m:oMath>
+      </m:oMathPara>
+    </w:p>
+    <w:p>
+      <w:pPr>
+        <w:rPr>
+          <w:rFonts w:eastAsia="新細明體" w:hint="eastAsia"/>
+          <w:b/>
+          <w:bCs/>
+          <w:lang w:eastAsia="zh-TW"/>
+        </w:rPr>
+      </w:pPr>
+    </w:p>
+    <w:p>
+      <w:pPr>
+        <w:pStyle w:val="21"/>
+        <w:jc w:val="both"/>
+        <w:rPr>
+          <w:rFonts w:ascii="Times New Roman" w:hAnsi="Times New Roman" w:cs="Times New Roman"/>
+          <w:color w:val="1F1F1F"/>
+        </w:rPr>
+      </w:pPr>
+      <w:r>
+        <w:rPr>
+          <w:rFonts w:ascii="Times New Roman" w:hAnsi="Times New Roman" w:cs="Times New Roman"/>
+          <w:color w:val="1F1F1F"/>
+        </w:rPr>
+        <w:t>5. Future Improvements and Refinements</w:t>
+      </w:r>
+    </w:p>
+    <w:p>
+      <w:pPr>
+        <w:pStyle w:val="Web"/>
+        <w:spacing w:after="0" w:afterAutospacing="0"/>
+        <w:ind w:firstLine="360"/>
+        <w:jc w:val="both"/>
+        <w:rPr>
+          <w:rFonts w:ascii="Times New Roman" w:hAnsi="Times New Roman" w:cs="Times New Roman"/>
+          <w:color w:val="1F1F1F"/>
+        </w:rPr>
+      </w:pPr>
+      <w:r>
+        <w:rPr>
+          <w:rFonts w:ascii="Times New Roman" w:hAnsi="Times New Roman" w:cs="Times New Roman"/>
+        </w:rPr>
+        <w:t>Based on our parallel prototype trials, we recommend the following evolutionary refinements for the deployment phase of the Tree Canopy DSS:</w:t>
+      </w:r>
+    </w:p>
+    <w:p>
+      <w:pPr>
+        <w:pStyle w:val="Web"/>
+        <w:numPr>
+          <w:ilvl w:val="0"/>
+          <w:numId w:val="37"/>
+        </w:numPr>
+        <w:spacing w:after="0" w:afterAutospacing="0"/>
+        <w:jc w:val="both"/>
+        <w:rPr>
+          <w:rFonts w:ascii="Times New Roman" w:hAnsi="Times New Roman" w:cs="Times New Roman"/>
+          <w:color w:val="1F1F1F"/>
+        </w:rPr>
+      </w:pPr>
+      <w:r>
+        <w:rPr>
+          <w:rFonts w:ascii="Times New Roman" w:hAnsi="Times New Roman" w:cs="Times New Roman"/>
+          <w:b/>
+          <w:bCs/>
+        </w:rPr>
+        <w:t>RAG Integration for Tooling Precision</w:t>
+      </w:r>
+      <w:r>
+        <w:rPr>
+          <w:rFonts w:ascii="Times New Roman" w:hAnsi="Times New Roman" w:cs="Times New Roman"/>
+        </w:rPr>
+        <w:t xml:space="preserve">: Implement an explicit Retrieval-Augmented Generation (RAG) database containing local Ontario municipal forestry codes and the exact API documentation of modern geospatial packages. This will completely eliminate hallucinated spatial syntax during the </w:t>
+      </w:r>
+      <w:r>
+        <w:rPr>
+          <w:rFonts w:ascii="Times New Roman" w:hAnsi="Times New Roman" w:cs="Times New Roman"/>
+          <w:i/>
+          <w:iCs/>
+        </w:rPr>
+        <w:t>With Generative AI Tools</w:t>
+      </w:r>
+      <w:r>
+        <w:rPr>
+          <w:rFonts w:ascii="Times New Roman" w:hAnsi="Times New Roman" w:cs="Times New Roman"/>
+        </w:rPr>
+        <w:t xml:space="preserve"> development cycle</w:t>
+      </w:r>
+      <w:r>
+        <w:rPr>
+          <w:rFonts w:ascii="Times New Roman" w:hAnsi="Times New Roman" w:cs="Times New Roman"/>
+          <w:color w:val="1F1F1F"/>
+        </w:rPr>
+        <w:t>.</w:t>
+      </w:r>
+    </w:p>
+    <w:p>
+      <w:pPr>
+        <w:pStyle w:val="Web"/>
+        <w:numPr>
+          <w:ilvl w:val="0"/>
+          <w:numId w:val="37"/>
+        </w:numPr>
+        <w:spacing w:after="0" w:afterAutospacing="0"/>
+        <w:jc w:val="both"/>
+        <w:rPr>
+          <w:rFonts w:ascii="Times New Roman" w:hAnsi="Times New Roman" w:cs="Times New Roman"/>
           <w:color w:val="1F1F1F"/>
         </w:rPr>
       </w:pPr>
@@ -4209,10 +4506,29 @@
     </w:p>
     <w:p>
       <w:pPr>
+        <w:rPr>
+          <w:rFonts w:ascii="Times New Roman" w:eastAsia="新細明體" w:hAnsi="Times New Roman" w:cs="Times New Roman" w:hint="eastAsia"/>
+          <w:sz w:val="24"/>
+          <w:szCs w:val="24"/>
+          <w:lang w:eastAsia="zh-TW"/>
+        </w:rPr>
+      </w:pPr>
+      <w:r>
+        <w:rPr>
+          <w:rFonts w:ascii="Times New Roman" w:eastAsia="新細明體" w:hAnsi="Times New Roman" w:cs="Times New Roman"/>
+          <w:sz w:val="24"/>
+          <w:szCs w:val="24"/>
+          <w:lang w:eastAsia="zh-TW"/>
+        </w:rPr>
+        <w:br w:type="page"/>
+      </w:r>
+    </w:p>
+    <w:p>
+      <w:pPr>
         <w:pStyle w:val="21"/>
         <w:jc w:val="both"/>
         <w:rPr>
-          <w:rFonts w:ascii="Times New Roman" w:hAnsi="Times New Roman" w:cs="Times New Roman" w:hint="eastAsia"/>
+          <w:rFonts w:ascii="Times New Roman" w:hAnsi="Times New Roman" w:cs="Times New Roman"/>
           <w:color w:val="1F1F1F"/>
         </w:rPr>
       </w:pPr>
@@ -4765,23 +5081,7 @@
                 <w:sz w:val="24"/>
                 <w:szCs w:val="24"/>
               </w:rPr>
-              <w:t>Explain manual data schema limitations, baseline formula restrictions, and the traditional feature importance metrics</w:t>
-            </w:r>
-            <w:r>
-              <w:rPr>
-                <w:rFonts w:ascii="Times New Roman" w:hAnsi="Times New Roman" w:cs="Times New Roman"/>
-                <w:sz w:val="24"/>
-                <w:szCs w:val="24"/>
-              </w:rPr>
-              <w:t>.</w:t>
-            </w:r>
-            <w:r>
-              <w:rPr>
-                <w:rFonts w:ascii="Times New Roman" w:hAnsi="Times New Roman" w:cs="Times New Roman"/>
-                <w:sz w:val="24"/>
-                <w:szCs w:val="24"/>
-              </w:rPr>
-              <w:t xml:space="preserve"> </w:t>
+              <w:t xml:space="preserve">Explain manual data schema limitations, baseline formula restrictions, and the traditional feature importance metrics. </w:t>
             </w:r>
             <w:r>
               <w:rPr>
@@ -5504,6 +5804,28 @@
     </w:p>
     <w:p>
       <w:pPr>
+        <w:rPr>
+          <w:rFonts w:ascii="Times New Roman" w:eastAsia="新細明體" w:hAnsi="Times New Roman" w:cs="Times New Roman"/>
+          <w:lang w:eastAsia="zh-TW"/>
+        </w:rPr>
+      </w:pPr>
+      <w:r>
+        <w:rPr>
+          <w:rFonts w:ascii="Times New Roman" w:eastAsia="新細明體" w:hAnsi="Times New Roman" w:cs="Times New Roman"/>
+          <w:lang w:eastAsia="zh-TW"/>
+        </w:rPr>
+        <w:t xml:space="preserve">Big Leaf Tree. (n.d.). Tree Removal and Trimming Price Guide. </w:t>
+      </w:r>
+      <w:r>
+        <w:rPr>
+          <w:rFonts w:ascii="Times New Roman" w:eastAsia="新細明體" w:hAnsi="Times New Roman" w:cs="Times New Roman"/>
+          <w:lang w:eastAsia="zh-TW"/>
+        </w:rPr>
+        <w:t>https://bigleaftree.ca/price-guide/</w:t>
+      </w:r>
+    </w:p>
+    <w:p>
+      <w:pPr>
         <w:pStyle w:val="Web"/>
         <w:jc w:val="both"/>
         <w:rPr>
@@ -5725,17 +6047,7 @@
         <w:pStyle w:val="Web"/>
         <w:jc w:val="both"/>
         <w:rPr>
-          <w:rFonts w:ascii="Times New Roman" w:hAnsi="Times New Roman" w:cs="Times New Roman"/>
-          <w:color w:val="1F1F1F"/>
-        </w:rPr>
-      </w:pPr>
-    </w:p>
-    <w:p>
-      <w:pPr>
-        <w:pStyle w:val="Web"/>
-        <w:jc w:val="both"/>
-        <w:rPr>
-          <w:rFonts w:ascii="Times New Roman" w:hAnsi="Times New Roman" w:cs="Times New Roman"/>
+          <w:rFonts w:ascii="Times New Roman" w:hAnsi="Times New Roman" w:cs="Times New Roman" w:hint="eastAsia"/>
           <w:color w:val="1F1F1F"/>
         </w:rPr>
       </w:pPr>
@@ -5833,7 +6145,7 @@
 </file>
 
 <file path=word/endnotes.xml><?xml version="1.0" encoding="utf-8"?>
-<w:endnotes xmlns:wpc="http://schemas.microsoft.com/office/word/2010/wordprocessingCanvas" xmlns:cx="http://schemas.microsoft.com/office/drawing/2014/chartex" xmlns:cx1="http://schemas.microsoft.com/office/drawing/2015/9/8/chartex" xmlns:cx2="http://schemas.microsoft.com/office/drawing/2015/10/21/chartex" xmlns:cx3="http://schemas.microsoft.com/office/drawing/2016/5/9/chartex" xmlns:cx4="http://schemas.microsoft.com/office/drawing/2016/5/10/chartex" xmlns:cx5="http://schemas.microsoft.com/office/drawing/2016/5/11/chartex" xmlns:cx6="http://schemas.microsoft.com/office/drawing/2016/5/12/chartex" xmlns:cx7="http://schemas.microsoft.com/office/drawing/2016/5/13/chartex" xmlns:cx8="http://schemas.microsoft.com/office/drawing/2016/5/14/chartex" xmlns:mc="http://schemas.openxmlformats.org/markup-compatibility/2006" xmlns:aink="http://schemas.microsoft.com/office/drawing/2016/ink" xmlns:am3d="http://schemas.microsoft.com/office/drawing/2017/model3d" xmlns:o="urn:schemas-microsoft-com:office:office" xmlns:r="http://schemas.openxmlformats.org/officeDocument/2006/relationships" xmlns:m="http://schemas.openxmlformats.org/officeDocument/2006/math" xmlns:v="urn:schemas-microsoft-com:vml" xmlns:wp14="http://schemas.microsoft.com/office/word/2010/wordprocessingDrawing" xmlns:wp="http://schemas.openxmlformats.org/drawingml/2006/wordprocessingDrawing" xmlns:w10="urn:schemas-microsoft-com:office:word" xmlns:w="http://schemas.openxmlformats.org/wordprocessingml/2006/main" xmlns:w14="http://schemas.microsoft.com/office/word/2010/wordml" xmlns:w15="http://schemas.microsoft.com/office/word/2012/wordml" xmlns:w16cex="http://schemas.microsoft.com/office/word/2018/wordml/cex" xmlns:w16cid="http://schemas.microsoft.com/office/word/2016/wordml/cid" xmlns:w16="http://schemas.microsoft.com/office/word/2018/wordml" xmlns:w16sdtdh="http://schemas.microsoft.com/office/word/2020/wordml/sdtdatahash" xmlns:w16se="http://schemas.microsoft.com/office/word/2015/wordml/symex" xmlns:wpg="http://schemas.microsoft.com/office/word/2010/wordprocessingGroup" xmlns:wpi="http://schemas.microsoft.com/office/word/2010/wordprocessingInk" xmlns:wne="http://schemas.microsoft.com/office/word/2006/wordml" xmlns:wps="http://schemas.microsoft.com/office/word/2010/wordprocessingShape" mc:Ignorable="w14 w15 w16se w16cid w16 w16cex w16sdtdh wp14">
+<w:endnotes xmlns:wpc="http://schemas.microsoft.com/office/word/2010/wordprocessingCanvas" xmlns:cx="http://schemas.microsoft.com/office/drawing/2014/chartex" xmlns:cx1="http://schemas.microsoft.com/office/drawing/2015/9/8/chartex" xmlns:cx2="http://schemas.microsoft.com/office/drawing/2015/10/21/chartex" xmlns:cx3="http://schemas.microsoft.com/office/drawing/2016/5/9/chartex" xmlns:cx4="http://schemas.microsoft.com/office/drawing/2016/5/10/chartex" xmlns:cx5="http://schemas.microsoft.com/office/drawing/2016/5/11/chartex" xmlns:cx6="http://schemas.microsoft.com/office/drawing/2016/5/12/chartex" xmlns:cx7="http://schemas.microsoft.com/office/drawing/2016/5/13/chartex" xmlns:cx8="http://schemas.microsoft.com/office/drawing/2016/5/14/chartex" xmlns:mc="http://schemas.openxmlformats.org/markup-compatibility/2006" xmlns:aink="http://schemas.microsoft.com/office/drawing/2016/ink" xmlns:am3d="http://schemas.microsoft.com/office/drawing/2017/model3d" xmlns:o="urn:schemas-microsoft-com:office:office" xmlns:oel="http://schemas.microsoft.com/office/2019/extlst" xmlns:r="http://schemas.openxmlformats.org/officeDocument/2006/relationships" xmlns:m="http://schemas.openxmlformats.org/officeDocument/2006/math" xmlns:v="urn:schemas-microsoft-com:vml" xmlns:wp14="http://schemas.microsoft.com/office/word/2010/wordprocessingDrawing" xmlns:wp="http://schemas.openxmlformats.org/drawingml/2006/wordprocessingDrawing" xmlns:w10="urn:schemas-microsoft-com:office:word" xmlns:w="http://schemas.openxmlformats.org/wordprocessingml/2006/main" xmlns:w14="http://schemas.microsoft.com/office/word/2010/wordml" xmlns:w15="http://schemas.microsoft.com/office/word/2012/wordml" xmlns:w16cex="http://schemas.microsoft.com/office/word/2018/wordml/cex" xmlns:w16cid="http://schemas.microsoft.com/office/word/2016/wordml/cid" xmlns:w16="http://schemas.microsoft.com/office/word/2018/wordml" xmlns:w16sdtdh="http://schemas.microsoft.com/office/word/2020/wordml/sdtdatahash" xmlns:w16se="http://schemas.microsoft.com/office/word/2015/wordml/symex" xmlns:wpg="http://schemas.microsoft.com/office/word/2010/wordprocessingGroup" xmlns:wpi="http://schemas.microsoft.com/office/word/2010/wordprocessingInk" xmlns:wne="http://schemas.microsoft.com/office/word/2006/wordml" xmlns:wps="http://schemas.microsoft.com/office/word/2010/wordprocessingShape" mc:Ignorable="w14 w15 w16se w16cid w16 w16cex w16sdtdh wp14">
   <w:endnote w:type="separator" w:id="-1">
     <w:p>
       <w:pPr>
@@ -5858,7 +6170,7 @@
 </file>
 
 <file path=word/footnotes.xml><?xml version="1.0" encoding="utf-8"?>
-<w:footnotes xmlns:wpc="http://schemas.microsoft.com/office/word/2010/wordprocessingCanvas" xmlns:cx="http://schemas.microsoft.com/office/drawing/2014/chartex" xmlns:cx1="http://schemas.microsoft.com/office/drawing/2015/9/8/chartex" xmlns:cx2="http://schemas.microsoft.com/office/drawing/2015/10/21/chartex" xmlns:cx3="http://schemas.microsoft.com/office/drawing/2016/5/9/chartex" xmlns:cx4="http://schemas.microsoft.com/office/drawing/2016/5/10/chartex" xmlns:cx5="http://schemas.microsoft.com/office/drawing/2016/5/11/chartex" xmlns:cx6="http://schemas.microsoft.com/office/drawing/2016/5/12/chartex" xmlns:cx7="http://schemas.microsoft.com/office/drawing/2016/5/13/chartex" xmlns:cx8="http://schemas.microsoft.com/office/drawing/2016/5/14/chartex" xmlns:mc="http://schemas.openxmlformats.org/markup-compatibility/2006" xmlns:aink="http://schemas.microsoft.com/office/drawing/2016/ink" xmlns:am3d="http://schemas.microsoft.com/office/drawing/2017/model3d" xmlns:o="urn:schemas-microsoft-com:office:office" xmlns:r="http://schemas.openxmlformats.org/officeDocument/2006/relationships" xmlns:m="http://schemas.openxmlformats.org/officeDocument/2006/math" xmlns:v="urn:schemas-microsoft-com:vml" xmlns:wp14="http://schemas.microsoft.com/office/word/2010/wordprocessingDrawing" xmlns:wp="http://schemas.openxmlformats.org/drawingml/2006/wordprocessingDrawing" xmlns:w10="urn:schemas-microsoft-com:office:word" xmlns:w="http://schemas.openxmlformats.org/wordprocessingml/2006/main" xmlns:w14="http://schemas.microsoft.com/office/word/2010/wordml" xmlns:w15="http://schemas.microsoft.com/office/word/2012/wordml" xmlns:w16cex="http://schemas.microsoft.com/office/word/2018/wordml/cex" xmlns:w16cid="http://schemas.microsoft.com/office/word/2016/wordml/cid" xmlns:w16="http://schemas.microsoft.com/office/word/2018/wordml" xmlns:w16sdtdh="http://schemas.microsoft.com/office/word/2020/wordml/sdtdatahash" xmlns:w16se="http://schemas.microsoft.com/office/word/2015/wordml/symex" xmlns:wpg="http://schemas.microsoft.com/office/word/2010/wordprocessingGroup" xmlns:wpi="http://schemas.microsoft.com/office/word/2010/wordprocessingInk" xmlns:wne="http://schemas.microsoft.com/office/word/2006/wordml" xmlns:wps="http://schemas.microsoft.com/office/word/2010/wordprocessingShape" mc:Ignorable="w14 w15 w16se w16cid w16 w16cex w16sdtdh wp14">
+<w:footnotes xmlns:wpc="http://schemas.microsoft.com/office/word/2010/wordprocessingCanvas" xmlns:cx="http://schemas.microsoft.com/office/drawing/2014/chartex" xmlns:cx1="http://schemas.microsoft.com/office/drawing/2015/9/8/chartex" xmlns:cx2="http://schemas.microsoft.com/office/drawing/2015/10/21/chartex" xmlns:cx3="http://schemas.microsoft.com/office/drawing/2016/5/9/chartex" xmlns:cx4="http://schemas.microsoft.com/office/drawing/2016/5/10/chartex" xmlns:cx5="http://schemas.microsoft.com/office/drawing/2016/5/11/chartex" xmlns:cx6="http://schemas.microsoft.com/office/drawing/2016/5/12/chartex" xmlns:cx7="http://schemas.microsoft.com/office/drawing/2016/5/13/chartex" xmlns:cx8="http://schemas.microsoft.com/office/drawing/2016/5/14/chartex" xmlns:mc="http://schemas.openxmlformats.org/markup-compatibility/2006" xmlns:aink="http://schemas.microsoft.com/office/drawing/2016/ink" xmlns:am3d="http://schemas.microsoft.com/office/drawing/2017/model3d" xmlns:o="urn:schemas-microsoft-com:office:office" xmlns:oel="http://schemas.microsoft.com/office/2019/extlst" xmlns:r="http://schemas.openxmlformats.org/officeDocument/2006/relationships" xmlns:m="http://schemas.openxmlformats.org/officeDocument/2006/math" xmlns:v="urn:schemas-microsoft-com:vml" xmlns:wp14="http://schemas.microsoft.com/office/word/2010/wordprocessingDrawing" xmlns:wp="http://schemas.openxmlformats.org/drawingml/2006/wordprocessingDrawing" xmlns:w10="urn:schemas-microsoft-com:office:word" xmlns:w="http://schemas.openxmlformats.org/wordprocessingml/2006/main" xmlns:w14="http://schemas.microsoft.com/office/word/2010/wordml" xmlns:w15="http://schemas.microsoft.com/office/word/2012/wordml" xmlns:w16cex="http://schemas.microsoft.com/office/word/2018/wordml/cex" xmlns:w16cid="http://schemas.microsoft.com/office/word/2016/wordml/cid" xmlns:w16="http://schemas.microsoft.com/office/word/2018/wordml" xmlns:w16sdtdh="http://schemas.microsoft.com/office/word/2020/wordml/sdtdatahash" xmlns:w16se="http://schemas.microsoft.com/office/word/2015/wordml/symex" xmlns:wpg="http://schemas.microsoft.com/office/word/2010/wordprocessingGroup" xmlns:wpi="http://schemas.microsoft.com/office/word/2010/wordprocessingInk" xmlns:wne="http://schemas.microsoft.com/office/word/2006/wordml" xmlns:wps="http://schemas.microsoft.com/office/word/2010/wordprocessingShape" mc:Ignorable="w14 w15 w16se w16cid w16 w16cex w16sdtdh wp14">
   <w:footnote w:type="separator" w:id="-1">
     <w:p>
       <w:pPr>
@@ -5883,7 +6195,7 @@
 </file>
 
 <file path=word/numbering.xml><?xml version="1.0" encoding="utf-8"?>
-<w:numbering xmlns:wpc="http://schemas.microsoft.com/office/word/2010/wordprocessingCanvas" xmlns:cx="http://schemas.microsoft.com/office/drawing/2014/chartex" xmlns:cx1="http://schemas.microsoft.com/office/drawing/2015/9/8/chartex" xmlns:cx2="http://schemas.microsoft.com/office/drawing/2015/10/21/chartex" xmlns:cx3="http://schemas.microsoft.com/office/drawing/2016/5/9/chartex" xmlns:cx4="http://schemas.microsoft.com/office/drawing/2016/5/10/chartex" xmlns:cx5="http://schemas.microsoft.com/office/drawing/2016/5/11/chartex" xmlns:cx6="http://schemas.microsoft.com/office/drawing/2016/5/12/chartex" xmlns:cx7="http://schemas.microsoft.com/office/drawing/2016/5/13/chartex" xmlns:cx8="http://schemas.microsoft.com/office/drawing/2016/5/14/chartex" xmlns:mc="http://schemas.openxmlformats.org/markup-compatibility/2006" xmlns:aink="http://schemas.microsoft.com/office/drawing/2016/ink" xmlns:am3d="http://schemas.microsoft.com/office/drawing/2017/model3d" xmlns:o="urn:schemas-microsoft-com:office:office" xmlns:r="http://schemas.openxmlformats.org/officeDocument/2006/relationships" xmlns:m="http://schemas.openxmlformats.org/officeDocument/2006/math" xmlns:v="urn:schemas-microsoft-com:vml" xmlns:wp14="http://schemas.microsoft.com/office/word/2010/wordprocessingDrawing" xmlns:wp="http://schemas.openxmlformats.org/drawingml/2006/wordprocessingDrawing" xmlns:w10="urn:schemas-microsoft-com:office:word" xmlns:w="http://schemas.openxmlformats.org/wordprocessingml/2006/main" xmlns:w14="http://schemas.microsoft.com/office/word/2010/wordml" xmlns:w15="http://schemas.microsoft.com/office/word/2012/wordml" xmlns:w16cex="http://schemas.microsoft.com/office/word/2018/wordml/cex" xmlns:w16cid="http://schemas.microsoft.com/office/word/2016/wordml/cid" xmlns:w16="http://schemas.microsoft.com/office/word/2018/wordml" xmlns:w16sdtdh="http://schemas.microsoft.com/office/word/2020/wordml/sdtdatahash" xmlns:w16se="http://schemas.microsoft.com/office/word/2015/wordml/symex" xmlns:wpg="http://schemas.microsoft.com/office/word/2010/wordprocessingGroup" xmlns:wpi="http://schemas.microsoft.com/office/word/2010/wordprocessingInk" xmlns:wne="http://schemas.microsoft.com/office/word/2006/wordml" xmlns:wps="http://schemas.microsoft.com/office/word/2010/wordprocessingShape" mc:Ignorable="w14 w15 w16se w16cid w16 w16cex w16sdtdh wp14">
+<w:numbering xmlns:wpc="http://schemas.microsoft.com/office/word/2010/wordprocessingCanvas" xmlns:cx="http://schemas.microsoft.com/office/drawing/2014/chartex" xmlns:cx1="http://schemas.microsoft.com/office/drawing/2015/9/8/chartex" xmlns:cx2="http://schemas.microsoft.com/office/drawing/2015/10/21/chartex" xmlns:cx3="http://schemas.microsoft.com/office/drawing/2016/5/9/chartex" xmlns:cx4="http://schemas.microsoft.com/office/drawing/2016/5/10/chartex" xmlns:cx5="http://schemas.microsoft.com/office/drawing/2016/5/11/chartex" xmlns:cx6="http://schemas.microsoft.com/office/drawing/2016/5/12/chartex" xmlns:cx7="http://schemas.microsoft.com/office/drawing/2016/5/13/chartex" xmlns:cx8="http://schemas.microsoft.com/office/drawing/2016/5/14/chartex" xmlns:mc="http://schemas.openxmlformats.org/markup-compatibility/2006" xmlns:aink="http://schemas.microsoft.com/office/drawing/2016/ink" xmlns:am3d="http://schemas.microsoft.com/office/drawing/2017/model3d" xmlns:o="urn:schemas-microsoft-com:office:office" xmlns:oel="http://schemas.microsoft.com/office/2019/extlst" xmlns:r="http://schemas.openxmlformats.org/officeDocument/2006/relationships" xmlns:m="http://schemas.openxmlformats.org/officeDocument/2006/math" xmlns:v="urn:schemas-microsoft-com:vml" xmlns:wp14="http://schemas.microsoft.com/office/word/2010/wordprocessingDrawing" xmlns:wp="http://schemas.openxmlformats.org/drawingml/2006/wordprocessingDrawing" xmlns:w10="urn:schemas-microsoft-com:office:word" xmlns:w="http://schemas.openxmlformats.org/wordprocessingml/2006/main" xmlns:w14="http://schemas.microsoft.com/office/word/2010/wordml" xmlns:w15="http://schemas.microsoft.com/office/word/2012/wordml" xmlns:w16cex="http://schemas.microsoft.com/office/word/2018/wordml/cex" xmlns:w16cid="http://schemas.microsoft.com/office/word/2016/wordml/cid" xmlns:w16="http://schemas.microsoft.com/office/word/2018/wordml" xmlns:w16sdtdh="http://schemas.microsoft.com/office/word/2020/wordml/sdtdatahash" xmlns:w16se="http://schemas.microsoft.com/office/word/2015/wordml/symex" xmlns:wpg="http://schemas.microsoft.com/office/word/2010/wordprocessingGroup" xmlns:wpi="http://schemas.microsoft.com/office/word/2010/wordprocessingInk" xmlns:wne="http://schemas.microsoft.com/office/word/2006/wordml" xmlns:wps="http://schemas.microsoft.com/office/word/2010/wordprocessingShape" mc:Ignorable="w14 w15 w16se w16cid w16 w16cex w16sdtdh wp14">
   <w:abstractNum w:abstractNumId="0" w15:restartNumberingAfterBreak="0">
     <w:nsid w:val="FFFFFF7C"/>
     <w:multiLevelType w:val="singleLevel"/>
@@ -10176,127 +10488,127 @@
       </w:pPr>
     </w:lvl>
   </w:abstractNum>
-  <w:num w:numId="1">
+  <w:num w:numId="1" w16cid:durableId="1801025451">
     <w:abstractNumId w:val="8"/>
   </w:num>
-  <w:num w:numId="2">
+  <w:num w:numId="2" w16cid:durableId="872766163">
     <w:abstractNumId w:val="6"/>
   </w:num>
-  <w:num w:numId="3">
+  <w:num w:numId="3" w16cid:durableId="1949507034">
     <w:abstractNumId w:val="5"/>
   </w:num>
-  <w:num w:numId="4">
+  <w:num w:numId="4" w16cid:durableId="1106653794">
     <w:abstractNumId w:val="4"/>
   </w:num>
-  <w:num w:numId="5">
+  <w:num w:numId="5" w16cid:durableId="1319848816">
     <w:abstractNumId w:val="7"/>
   </w:num>
-  <w:num w:numId="6">
+  <w:num w:numId="6" w16cid:durableId="1786268427">
     <w:abstractNumId w:val="3"/>
   </w:num>
-  <w:num w:numId="7">
+  <w:num w:numId="7" w16cid:durableId="1123842375">
     <w:abstractNumId w:val="2"/>
   </w:num>
-  <w:num w:numId="8">
+  <w:num w:numId="8" w16cid:durableId="943029108">
     <w:abstractNumId w:val="1"/>
   </w:num>
-  <w:num w:numId="9">
+  <w:num w:numId="9" w16cid:durableId="1701278391">
     <w:abstractNumId w:val="0"/>
   </w:num>
-  <w:num w:numId="10">
+  <w:num w:numId="10" w16cid:durableId="1513639738">
     <w:abstractNumId w:val="14"/>
   </w:num>
-  <w:num w:numId="11">
+  <w:num w:numId="11" w16cid:durableId="1212885677">
     <w:abstractNumId w:val="30"/>
   </w:num>
-  <w:num w:numId="12">
+  <w:num w:numId="12" w16cid:durableId="2101369116">
     <w:abstractNumId w:val="33"/>
   </w:num>
-  <w:num w:numId="13">
+  <w:num w:numId="13" w16cid:durableId="245654409">
     <w:abstractNumId w:val="17"/>
   </w:num>
-  <w:num w:numId="14">
+  <w:num w:numId="14" w16cid:durableId="2062168780">
     <w:abstractNumId w:val="22"/>
   </w:num>
-  <w:num w:numId="15">
+  <w:num w:numId="15" w16cid:durableId="1561817747">
     <w:abstractNumId w:val="27"/>
   </w:num>
-  <w:num w:numId="16">
+  <w:num w:numId="16" w16cid:durableId="1677802440">
     <w:abstractNumId w:val="24"/>
   </w:num>
-  <w:num w:numId="17">
+  <w:num w:numId="17" w16cid:durableId="1140003882">
     <w:abstractNumId w:val="23"/>
   </w:num>
-  <w:num w:numId="18">
+  <w:num w:numId="18" w16cid:durableId="1607154641">
     <w:abstractNumId w:val="11"/>
   </w:num>
-  <w:num w:numId="19">
+  <w:num w:numId="19" w16cid:durableId="2139756332">
     <w:abstractNumId w:val="21"/>
   </w:num>
-  <w:num w:numId="20">
+  <w:num w:numId="20" w16cid:durableId="107627828">
     <w:abstractNumId w:val="29"/>
   </w:num>
-  <w:num w:numId="21">
+  <w:num w:numId="21" w16cid:durableId="539589555">
     <w:abstractNumId w:val="28"/>
   </w:num>
-  <w:num w:numId="22">
+  <w:num w:numId="22" w16cid:durableId="1236208675">
     <w:abstractNumId w:val="35"/>
   </w:num>
-  <w:num w:numId="23">
+  <w:num w:numId="23" w16cid:durableId="1919635456">
     <w:abstractNumId w:val="9"/>
   </w:num>
-  <w:num w:numId="24">
+  <w:num w:numId="24" w16cid:durableId="821191686">
     <w:abstractNumId w:val="34"/>
   </w:num>
-  <w:num w:numId="25">
+  <w:num w:numId="25" w16cid:durableId="1824199180">
     <w:abstractNumId w:val="12"/>
   </w:num>
-  <w:num w:numId="26">
+  <w:num w:numId="26" w16cid:durableId="1562715172">
     <w:abstractNumId w:val="16"/>
   </w:num>
-  <w:num w:numId="27">
+  <w:num w:numId="27" w16cid:durableId="998077603">
     <w:abstractNumId w:val="26"/>
   </w:num>
-  <w:num w:numId="28">
+  <w:num w:numId="28" w16cid:durableId="1676298444">
     <w:abstractNumId w:val="13"/>
   </w:num>
-  <w:num w:numId="29">
+  <w:num w:numId="29" w16cid:durableId="369502369">
     <w:abstractNumId w:val="18"/>
   </w:num>
-  <w:num w:numId="30">
+  <w:num w:numId="30" w16cid:durableId="2019044230">
     <w:abstractNumId w:val="36"/>
   </w:num>
-  <w:num w:numId="31">
+  <w:num w:numId="31" w16cid:durableId="1672179333">
     <w:abstractNumId w:val="37"/>
   </w:num>
-  <w:num w:numId="32">
+  <w:num w:numId="32" w16cid:durableId="911353450">
     <w:abstractNumId w:val="31"/>
   </w:num>
-  <w:num w:numId="33">
+  <w:num w:numId="33" w16cid:durableId="1042167019">
     <w:abstractNumId w:val="25"/>
   </w:num>
-  <w:num w:numId="34">
+  <w:num w:numId="34" w16cid:durableId="378437338">
     <w:abstractNumId w:val="15"/>
   </w:num>
-  <w:num w:numId="35">
+  <w:num w:numId="35" w16cid:durableId="1191920153">
     <w:abstractNumId w:val="38"/>
   </w:num>
-  <w:num w:numId="36">
+  <w:num w:numId="36" w16cid:durableId="1405764830">
     <w:abstractNumId w:val="20"/>
   </w:num>
-  <w:num w:numId="37">
+  <w:num w:numId="37" w16cid:durableId="450444111">
     <w:abstractNumId w:val="39"/>
   </w:num>
-  <w:num w:numId="38">
+  <w:num w:numId="38" w16cid:durableId="505245112">
     <w:abstractNumId w:val="10"/>
   </w:num>
-  <w:num w:numId="39">
+  <w:num w:numId="39" w16cid:durableId="1651785268">
     <w:abstractNumId w:val="40"/>
   </w:num>
-  <w:num w:numId="40">
+  <w:num w:numId="40" w16cid:durableId="420177372">
     <w:abstractNumId w:val="32"/>
   </w:num>
-  <w:num w:numId="41">
+  <w:num w:numId="41" w16cid:durableId="662900954">
     <w:abstractNumId w:val="19"/>
   </w:num>
 </w:numbering>
@@ -10905,7 +11217,6 @@
   <w:style w:type="character" w:default="1" w:styleId="a2">
     <w:name w:val="Default Paragraph Font"/>
     <w:uiPriority w:val="1"/>
-    <w:semiHidden/>
     <w:unhideWhenUsed/>
   </w:style>
   <w:style w:type="table" w:default="1" w:styleId="a3">
